--- a/Knowledge/3-Work knowledge/1-Software Engineering/1-Software Engineering Fundamentals/5-My Source/4-Networks Devices/8-Repeater.docx
+++ b/Knowledge/3-Work knowledge/1-Software Engineering/1-Software Engineering Fundamentals/5-My Source/4-Networks Devices/8-Repeater.docx
@@ -4,44 +4,28 @@
   <w:body>
     <w:p>
       <w:pPr>
-        <w:keepNext/>
-        <w:keepLines/>
-        <w:spacing w:before="400" w:after="120" w:line="276" w:lineRule="auto"/>
-        <w:outlineLvl w:val="0"/>
-        <w:rPr>
-          <w:rFonts w:ascii="Arial" w:eastAsia="Arial" w:hAnsi="Arial" w:cs="Arial"/>
-          <w:kern w:val="0"/>
-          <w:sz w:val="40"/>
-          <w:szCs w:val="40"/>
-          <w:lang w:val="en"/>
-          <w14:ligatures w14:val="none"/>
+        <w:pStyle w:val="Heading1"/>
+        <w:rPr>
+          <w:rFonts w:eastAsia="Arial"/>
+          <w:lang w:val="en"/>
         </w:rPr>
       </w:pPr>
       <w:bookmarkStart w:id="0" w:name="_sxm0jhhg378" w:colFirst="0" w:colLast="0"/>
       <w:bookmarkEnd w:id="0"/>
       <w:r>
         <w:rPr>
-          <w:rFonts w:ascii="Arial" w:eastAsia="Arial" w:hAnsi="Arial" w:cs="Arial"/>
-          <w:kern w:val="0"/>
-          <w:sz w:val="40"/>
-          <w:szCs w:val="40"/>
-          <w:lang w:val="en"/>
-          <w14:ligatures w14:val="none"/>
+          <w:rFonts w:eastAsia="Arial"/>
+          <w:lang w:val="en"/>
         </w:rPr>
         <w:t>Repeater</w:t>
       </w:r>
     </w:p>
     <w:p>
       <w:pPr>
-        <w:spacing w:before="280" w:after="120" w:line="276" w:lineRule="auto"/>
-        <w:outlineLvl w:val="1"/>
-        <w:rPr>
-          <w:rFonts w:ascii="Arial" w:eastAsia="Arial" w:hAnsi="Arial" w:cs="Arial"/>
-          <w:kern w:val="0"/>
-          <w:sz w:val="32"/>
-          <w:szCs w:val="32"/>
-          <w:lang w:val="en"/>
-          <w14:ligatures w14:val="none"/>
+        <w:pStyle w:val="Heading2"/>
+        <w:rPr>
+          <w:rFonts w:eastAsia="Arial"/>
+          <w:lang w:val="en"/>
         </w:rPr>
       </w:pPr>
       <w:bookmarkStart w:id="1" w:name="_l1jsbs7c8spl" w:colFirst="0" w:colLast="0"/>
@@ -49,22 +33,14 @@
       <w:r>
         <w:rPr>
           <w:rFonts w:ascii="Segoe UI Emoji" w:eastAsia="Arial" w:hAnsi="Segoe UI Emoji" w:cs="Segoe UI Emoji"/>
-          <w:kern w:val="0"/>
-          <w:sz w:val="32"/>
-          <w:szCs w:val="32"/>
-          <w:lang w:val="en"/>
-          <w14:ligatures w14:val="none"/>
+          <w:lang w:val="en"/>
         </w:rPr>
         <w:t>🔁</w:t>
       </w:r>
       <w:r>
         <w:rPr>
-          <w:rFonts w:ascii="Arial" w:eastAsia="Arial" w:hAnsi="Arial" w:cs="Arial"/>
-          <w:kern w:val="0"/>
-          <w:sz w:val="32"/>
-          <w:szCs w:val="32"/>
-          <w:lang w:val="en"/>
-          <w14:ligatures w14:val="none"/>
+          <w:rFonts w:eastAsia="Arial"/>
+          <w:lang w:val="en"/>
         </w:rPr>
         <w:t xml:space="preserve"> What is a Repeater in Networking?</w:t>
       </w:r>
@@ -106,6 +82,7 @@
         </w:rPr>
         <w:t xml:space="preserve">: </w:t>
       </w:r>
+      <w:proofErr w:type="spellStart"/>
       <w:r>
         <w:rPr>
           <w:rFonts w:ascii="Arial" w:eastAsia="Arial" w:hAnsi="Arial" w:cs="Arial"/>
@@ -117,7 +94,21 @@
           <w:lang w:val="en"/>
           <w14:ligatures w14:val="none"/>
         </w:rPr>
-        <w:t>Chatgpt (GPT</w:t>
+        <w:t>Chatgpt</w:t>
+      </w:r>
+      <w:proofErr w:type="spellEnd"/>
+      <w:r>
+        <w:rPr>
+          <w:rFonts w:ascii="Arial" w:eastAsia="Arial" w:hAnsi="Arial" w:cs="Arial"/>
+          <w:b/>
+          <w:kern w:val="0"/>
+          <w:sz w:val="22"/>
+          <w:szCs w:val="22"/>
+          <w:highlight w:val="darkGray"/>
+          <w:lang w:val="en"/>
+          <w14:ligatures w14:val="none"/>
+        </w:rPr>
+        <w:t xml:space="preserve"> (GPT</w:t>
       </w:r>
       <w:r>
         <w:rPr>
@@ -406,15 +397,10 @@
     </w:p>
     <w:p>
       <w:pPr>
-        <w:spacing w:before="280" w:after="120" w:line="276" w:lineRule="auto"/>
-        <w:outlineLvl w:val="1"/>
-        <w:rPr>
-          <w:rFonts w:ascii="Arial" w:eastAsia="Arial" w:hAnsi="Arial" w:cs="Arial"/>
-          <w:kern w:val="0"/>
-          <w:sz w:val="32"/>
-          <w:szCs w:val="32"/>
-          <w:lang w:val="en"/>
-          <w14:ligatures w14:val="none"/>
+        <w:pStyle w:val="Heading2"/>
+        <w:rPr>
+          <w:rFonts w:eastAsia="Arial"/>
+          <w:lang w:val="en"/>
         </w:rPr>
       </w:pPr>
       <w:bookmarkStart w:id="2" w:name="_dfq8awmvvrq" w:colFirst="0" w:colLast="0"/>
@@ -422,22 +408,14 @@
       <w:r>
         <w:rPr>
           <w:rFonts w:ascii="Segoe UI Emoji" w:eastAsia="Arial" w:hAnsi="Segoe UI Emoji" w:cs="Segoe UI Emoji"/>
-          <w:kern w:val="0"/>
-          <w:sz w:val="32"/>
-          <w:szCs w:val="32"/>
-          <w:lang w:val="en"/>
-          <w14:ligatures w14:val="none"/>
+          <w:lang w:val="en"/>
         </w:rPr>
         <w:t>🔧</w:t>
       </w:r>
       <w:r>
         <w:rPr>
-          <w:rFonts w:ascii="Arial" w:eastAsia="Arial" w:hAnsi="Arial" w:cs="Arial"/>
-          <w:kern w:val="0"/>
-          <w:sz w:val="32"/>
-          <w:szCs w:val="32"/>
-          <w:lang w:val="en"/>
-          <w14:ligatures w14:val="none"/>
+          <w:rFonts w:eastAsia="Arial"/>
+          <w:lang w:val="en"/>
         </w:rPr>
         <w:t xml:space="preserve"> What a Repeater Does</w:t>
       </w:r>
@@ -479,6 +457,7 @@
         </w:rPr>
         <w:t xml:space="preserve">: </w:t>
       </w:r>
+      <w:proofErr w:type="spellStart"/>
       <w:r>
         <w:rPr>
           <w:rFonts w:ascii="Arial" w:eastAsia="Arial" w:hAnsi="Arial" w:cs="Arial"/>
@@ -490,7 +469,21 @@
           <w:lang w:val="en"/>
           <w14:ligatures w14:val="none"/>
         </w:rPr>
-        <w:t>Chatgpt (GPT</w:t>
+        <w:t>Chatgpt</w:t>
+      </w:r>
+      <w:proofErr w:type="spellEnd"/>
+      <w:r>
+        <w:rPr>
+          <w:rFonts w:ascii="Arial" w:eastAsia="Arial" w:hAnsi="Arial" w:cs="Arial"/>
+          <w:b/>
+          <w:kern w:val="0"/>
+          <w:sz w:val="22"/>
+          <w:szCs w:val="22"/>
+          <w:highlight w:val="darkGray"/>
+          <w:lang w:val="en"/>
+          <w14:ligatures w14:val="none"/>
+        </w:rPr>
+        <w:t xml:space="preserve"> (GPT</w:t>
       </w:r>
       <w:r>
         <w:rPr>
@@ -990,6 +983,7 @@
                 <w:lang w:val="en"/>
                 <w14:ligatures w14:val="none"/>
               </w:rPr>
+              <w:lastRenderedPageBreak/>
               <w:t>Works on Layer 1</w:t>
             </w:r>
           </w:p>
@@ -1063,15 +1057,10 @@
     </w:p>
     <w:p>
       <w:pPr>
-        <w:spacing w:before="280" w:after="120" w:line="276" w:lineRule="auto"/>
-        <w:outlineLvl w:val="1"/>
-        <w:rPr>
-          <w:rFonts w:ascii="Arial" w:eastAsia="Arial" w:hAnsi="Arial" w:cs="Arial"/>
-          <w:kern w:val="0"/>
-          <w:sz w:val="32"/>
-          <w:szCs w:val="32"/>
-          <w:lang w:val="en"/>
-          <w14:ligatures w14:val="none"/>
+        <w:pStyle w:val="Heading2"/>
+        <w:rPr>
+          <w:rFonts w:eastAsia="Arial"/>
+          <w:lang w:val="en"/>
         </w:rPr>
       </w:pPr>
       <w:bookmarkStart w:id="3" w:name="_lbrut2792uej" w:colFirst="0" w:colLast="0"/>
@@ -1079,22 +1068,14 @@
       <w:r>
         <w:rPr>
           <w:rFonts w:ascii="Segoe UI Emoji" w:eastAsia="Arial" w:hAnsi="Segoe UI Emoji" w:cs="Segoe UI Emoji"/>
-          <w:kern w:val="0"/>
-          <w:sz w:val="32"/>
-          <w:szCs w:val="32"/>
-          <w:lang w:val="en"/>
-          <w14:ligatures w14:val="none"/>
+          <w:lang w:val="en"/>
         </w:rPr>
         <w:t>📶</w:t>
       </w:r>
       <w:r>
         <w:rPr>
-          <w:rFonts w:ascii="Arial" w:eastAsia="Arial" w:hAnsi="Arial" w:cs="Arial"/>
-          <w:kern w:val="0"/>
-          <w:sz w:val="32"/>
-          <w:szCs w:val="32"/>
-          <w:lang w:val="en"/>
-          <w14:ligatures w14:val="none"/>
+          <w:rFonts w:eastAsia="Arial"/>
+          <w:lang w:val="en"/>
         </w:rPr>
         <w:t xml:space="preserve"> Example Use Case</w:t>
       </w:r>
@@ -1136,6 +1117,7 @@
         </w:rPr>
         <w:t xml:space="preserve">: </w:t>
       </w:r>
+      <w:proofErr w:type="spellStart"/>
       <w:r>
         <w:rPr>
           <w:rFonts w:ascii="Arial" w:eastAsia="Arial" w:hAnsi="Arial" w:cs="Arial"/>
@@ -1147,7 +1129,21 @@
           <w:lang w:val="en"/>
           <w14:ligatures w14:val="none"/>
         </w:rPr>
-        <w:t>Chatgpt (GPT</w:t>
+        <w:t>Chatgpt</w:t>
+      </w:r>
+      <w:proofErr w:type="spellEnd"/>
+      <w:r>
+        <w:rPr>
+          <w:rFonts w:ascii="Arial" w:eastAsia="Arial" w:hAnsi="Arial" w:cs="Arial"/>
+          <w:b/>
+          <w:kern w:val="0"/>
+          <w:sz w:val="22"/>
+          <w:szCs w:val="22"/>
+          <w:highlight w:val="darkGray"/>
+          <w:lang w:val="en"/>
+          <w14:ligatures w14:val="none"/>
+        </w:rPr>
+        <w:t xml:space="preserve"> (GPT</w:t>
       </w:r>
       <w:r>
         <w:rPr>
@@ -1530,7 +1526,95 @@
           <w:lang w:val="en"/>
           <w14:ligatures w14:val="none"/>
         </w:rPr>
-        <w:t>[Router] ))))    ~ ~ ~    )))) [Repeater] ~ ~ ~  [Phones/Laptops]</w:t>
+        <w:t>[Router</w:t>
+      </w:r>
+      <w:proofErr w:type="gramStart"/>
+      <w:r>
+        <w:rPr>
+          <w:rFonts w:ascii="Roboto Mono" w:eastAsia="Roboto Mono" w:hAnsi="Roboto Mono" w:cs="Arial"/>
+          <w:kern w:val="0"/>
+          <w:szCs w:val="22"/>
+          <w:lang w:val="en"/>
+          <w14:ligatures w14:val="none"/>
+        </w:rPr>
+        <w:t>] )</w:t>
+      </w:r>
+      <w:proofErr w:type="gramEnd"/>
+      <w:r>
+        <w:rPr>
+          <w:rFonts w:ascii="Roboto Mono" w:eastAsia="Roboto Mono" w:hAnsi="Roboto Mono" w:cs="Arial"/>
+          <w:kern w:val="0"/>
+          <w:szCs w:val="22"/>
+          <w:lang w:val="en"/>
+          <w14:ligatures w14:val="none"/>
+        </w:rPr>
+        <w:t>)</w:t>
+      </w:r>
+      <w:proofErr w:type="gramStart"/>
+      <w:r>
+        <w:rPr>
+          <w:rFonts w:ascii="Roboto Mono" w:eastAsia="Roboto Mono" w:hAnsi="Roboto Mono" w:cs="Arial"/>
+          <w:kern w:val="0"/>
+          <w:szCs w:val="22"/>
+          <w:lang w:val="en"/>
+          <w14:ligatures w14:val="none"/>
+        </w:rPr>
+        <w:t xml:space="preserve">))   </w:t>
+      </w:r>
+      <w:proofErr w:type="gramEnd"/>
+      <w:r>
+        <w:rPr>
+          <w:rFonts w:ascii="Roboto Mono" w:eastAsia="Roboto Mono" w:hAnsi="Roboto Mono" w:cs="Arial"/>
+          <w:kern w:val="0"/>
+          <w:szCs w:val="22"/>
+          <w:lang w:val="en"/>
+          <w14:ligatures w14:val="none"/>
+        </w:rPr>
+        <w:t xml:space="preserve"> ~ ~ ~  </w:t>
+      </w:r>
+      <w:proofErr w:type="gramStart"/>
+      <w:r>
+        <w:rPr>
+          <w:rFonts w:ascii="Roboto Mono" w:eastAsia="Roboto Mono" w:hAnsi="Roboto Mono" w:cs="Arial"/>
+          <w:kern w:val="0"/>
+          <w:szCs w:val="22"/>
+          <w:lang w:val="en"/>
+          <w14:ligatures w14:val="none"/>
+        </w:rPr>
+        <w:t xml:space="preserve">  )</w:t>
+      </w:r>
+      <w:proofErr w:type="gramEnd"/>
+      <w:r>
+        <w:rPr>
+          <w:rFonts w:ascii="Roboto Mono" w:eastAsia="Roboto Mono" w:hAnsi="Roboto Mono" w:cs="Arial"/>
+          <w:kern w:val="0"/>
+          <w:szCs w:val="22"/>
+          <w:lang w:val="en"/>
+          <w14:ligatures w14:val="none"/>
+        </w:rPr>
+        <w:t xml:space="preserve">))) [Repeater] ~ ~ </w:t>
+      </w:r>
+      <w:proofErr w:type="gramStart"/>
+      <w:r>
+        <w:rPr>
+          <w:rFonts w:ascii="Roboto Mono" w:eastAsia="Roboto Mono" w:hAnsi="Roboto Mono" w:cs="Arial"/>
+          <w:kern w:val="0"/>
+          <w:szCs w:val="22"/>
+          <w:lang w:val="en"/>
+          <w14:ligatures w14:val="none"/>
+        </w:rPr>
+        <w:t>~  [</w:t>
+      </w:r>
+      <w:proofErr w:type="gramEnd"/>
+      <w:r>
+        <w:rPr>
+          <w:rFonts w:ascii="Roboto Mono" w:eastAsia="Roboto Mono" w:hAnsi="Roboto Mono" w:cs="Arial"/>
+          <w:kern w:val="0"/>
+          <w:szCs w:val="22"/>
+          <w:lang w:val="en"/>
+          <w14:ligatures w14:val="none"/>
+        </w:rPr>
+        <w:t>Phones/Laptops]</w:t>
       </w:r>
     </w:p>
     <w:p>
@@ -1573,15 +1657,10 @@
     </w:p>
     <w:p>
       <w:pPr>
-        <w:spacing w:before="280" w:after="120" w:line="276" w:lineRule="auto"/>
-        <w:outlineLvl w:val="1"/>
-        <w:rPr>
-          <w:rFonts w:ascii="Arial" w:eastAsia="Arial" w:hAnsi="Arial" w:cs="Arial"/>
-          <w:kern w:val="0"/>
-          <w:sz w:val="32"/>
-          <w:szCs w:val="32"/>
-          <w:lang w:val="en"/>
-          <w14:ligatures w14:val="none"/>
+        <w:pStyle w:val="Heading2"/>
+        <w:rPr>
+          <w:rFonts w:eastAsia="Arial"/>
+          <w:lang w:val="en"/>
         </w:rPr>
       </w:pPr>
       <w:bookmarkStart w:id="4" w:name="_szxsyoynvie" w:colFirst="0" w:colLast="0"/>
@@ -1589,22 +1668,14 @@
       <w:r>
         <w:rPr>
           <w:rFonts w:ascii="Segoe UI Emoji" w:eastAsia="Arial" w:hAnsi="Segoe UI Emoji" w:cs="Segoe UI Emoji"/>
-          <w:kern w:val="0"/>
-          <w:sz w:val="32"/>
-          <w:szCs w:val="32"/>
-          <w:lang w:val="en"/>
-          <w14:ligatures w14:val="none"/>
+          <w:lang w:val="en"/>
         </w:rPr>
         <w:t>🧠</w:t>
       </w:r>
       <w:r>
         <w:rPr>
-          <w:rFonts w:ascii="Arial" w:eastAsia="Arial" w:hAnsi="Arial" w:cs="Arial"/>
-          <w:kern w:val="0"/>
-          <w:sz w:val="32"/>
-          <w:szCs w:val="32"/>
-          <w:lang w:val="en"/>
-          <w14:ligatures w14:val="none"/>
+          <w:rFonts w:eastAsia="Arial"/>
+          <w:lang w:val="en"/>
         </w:rPr>
         <w:t xml:space="preserve"> Types of Repeaters</w:t>
       </w:r>
@@ -1646,6 +1717,7 @@
         </w:rPr>
         <w:t xml:space="preserve">: </w:t>
       </w:r>
+      <w:proofErr w:type="spellStart"/>
       <w:r>
         <w:rPr>
           <w:rFonts w:ascii="Arial" w:eastAsia="Arial" w:hAnsi="Arial" w:cs="Arial"/>
@@ -1657,7 +1729,21 @@
           <w:lang w:val="en"/>
           <w14:ligatures w14:val="none"/>
         </w:rPr>
-        <w:t>Chatgpt (GPT</w:t>
+        <w:t>Chatgpt</w:t>
+      </w:r>
+      <w:proofErr w:type="spellEnd"/>
+      <w:r>
+        <w:rPr>
+          <w:rFonts w:ascii="Arial" w:eastAsia="Arial" w:hAnsi="Arial" w:cs="Arial"/>
+          <w:b/>
+          <w:kern w:val="0"/>
+          <w:sz w:val="22"/>
+          <w:szCs w:val="22"/>
+          <w:highlight w:val="darkGray"/>
+          <w:lang w:val="en"/>
+          <w14:ligatures w14:val="none"/>
+        </w:rPr>
+        <w:t xml:space="preserve"> (GPT</w:t>
       </w:r>
       <w:r>
         <w:rPr>
@@ -1708,6 +1794,7 @@
           <w:lang w:val="en"/>
           <w14:ligatures w14:val="none"/>
         </w:rPr>
+        <w:lastRenderedPageBreak/>
         <w:drawing>
           <wp:inline distT="114300" distB="114300" distL="114300" distR="114300" wp14:anchorId="44C1CBE3" wp14:editId="59B79536">
             <wp:extent cx="5943600" cy="1663700"/>
@@ -2230,15 +2317,10 @@
     </w:p>
     <w:p>
       <w:pPr>
-        <w:spacing w:before="280" w:after="120" w:line="276" w:lineRule="auto"/>
-        <w:outlineLvl w:val="1"/>
-        <w:rPr>
-          <w:rFonts w:ascii="Arial" w:eastAsia="Arial" w:hAnsi="Arial" w:cs="Arial"/>
-          <w:kern w:val="0"/>
-          <w:sz w:val="32"/>
-          <w:szCs w:val="32"/>
-          <w:lang w:val="en"/>
-          <w14:ligatures w14:val="none"/>
+        <w:pStyle w:val="Heading2"/>
+        <w:rPr>
+          <w:rFonts w:eastAsia="Arial"/>
+          <w:lang w:val="en"/>
         </w:rPr>
       </w:pPr>
       <w:bookmarkStart w:id="5" w:name="_95l2v0g27jnl" w:colFirst="0" w:colLast="0"/>
@@ -2246,22 +2328,14 @@
       <w:r>
         <w:rPr>
           <w:rFonts w:ascii="Segoe UI Emoji" w:eastAsia="Arial" w:hAnsi="Segoe UI Emoji" w:cs="Segoe UI Emoji"/>
-          <w:kern w:val="0"/>
-          <w:sz w:val="32"/>
-          <w:szCs w:val="32"/>
-          <w:lang w:val="en"/>
-          <w14:ligatures w14:val="none"/>
+          <w:lang w:val="en"/>
         </w:rPr>
         <w:t>🆚</w:t>
       </w:r>
       <w:r>
         <w:rPr>
-          <w:rFonts w:ascii="Arial" w:eastAsia="Arial" w:hAnsi="Arial" w:cs="Arial"/>
-          <w:kern w:val="0"/>
-          <w:sz w:val="32"/>
-          <w:szCs w:val="32"/>
-          <w:lang w:val="en"/>
-          <w14:ligatures w14:val="none"/>
+          <w:rFonts w:eastAsia="Arial"/>
+          <w:lang w:val="en"/>
         </w:rPr>
         <w:t xml:space="preserve"> Repeater vs Other Devices</w:t>
       </w:r>
@@ -2303,6 +2377,7 @@
         </w:rPr>
         <w:t xml:space="preserve">: </w:t>
       </w:r>
+      <w:proofErr w:type="spellStart"/>
       <w:r>
         <w:rPr>
           <w:rFonts w:ascii="Arial" w:eastAsia="Arial" w:hAnsi="Arial" w:cs="Arial"/>
@@ -2314,7 +2389,21 @@
           <w:lang w:val="en"/>
           <w14:ligatures w14:val="none"/>
         </w:rPr>
-        <w:t>Chatgpt (GPT</w:t>
+        <w:t>Chatgpt</w:t>
+      </w:r>
+      <w:proofErr w:type="spellEnd"/>
+      <w:r>
+        <w:rPr>
+          <w:rFonts w:ascii="Arial" w:eastAsia="Arial" w:hAnsi="Arial" w:cs="Arial"/>
+          <w:b/>
+          <w:kern w:val="0"/>
+          <w:sz w:val="22"/>
+          <w:szCs w:val="22"/>
+          <w:highlight w:val="darkGray"/>
+          <w:lang w:val="en"/>
+          <w14:ligatures w14:val="none"/>
+        </w:rPr>
+        <w:t xml:space="preserve"> (GPT</w:t>
       </w:r>
       <w:r>
         <w:rPr>
@@ -2724,6 +2813,7 @@
                 <w:lang w:val="en"/>
                 <w14:ligatures w14:val="none"/>
               </w:rPr>
+              <w:lastRenderedPageBreak/>
               <w:t>Bridge</w:t>
             </w:r>
           </w:p>
@@ -3091,15 +3181,10 @@
     </w:p>
     <w:p>
       <w:pPr>
-        <w:spacing w:before="280" w:after="120" w:line="276" w:lineRule="auto"/>
-        <w:outlineLvl w:val="1"/>
-        <w:rPr>
-          <w:rFonts w:ascii="Arial" w:eastAsia="Arial" w:hAnsi="Arial" w:cs="Arial"/>
-          <w:kern w:val="0"/>
-          <w:sz w:val="32"/>
-          <w:szCs w:val="32"/>
-          <w:lang w:val="en"/>
-          <w14:ligatures w14:val="none"/>
+        <w:pStyle w:val="Heading2"/>
+        <w:rPr>
+          <w:rFonts w:ascii="Arial" w:eastAsia="Arial" w:hAnsi="Arial" w:cs="Arial"/>
+          <w:lang w:val="en"/>
         </w:rPr>
       </w:pPr>
       <w:bookmarkStart w:id="6" w:name="_tiyeulihww4e" w:colFirst="0" w:colLast="0"/>
@@ -3107,22 +3192,14 @@
       <w:r>
         <w:rPr>
           <w:rFonts w:ascii="Segoe UI Emoji" w:eastAsia="Arial Unicode MS" w:hAnsi="Segoe UI Emoji" w:cs="Segoe UI Emoji"/>
-          <w:kern w:val="0"/>
-          <w:sz w:val="32"/>
-          <w:szCs w:val="32"/>
-          <w:lang w:val="en"/>
-          <w14:ligatures w14:val="none"/>
+          <w:lang w:val="en"/>
         </w:rPr>
         <w:t>✅</w:t>
       </w:r>
       <w:r>
         <w:rPr>
-          <w:rFonts w:ascii="Arial Unicode MS" w:eastAsia="Arial Unicode MS" w:hAnsi="Arial Unicode MS" w:cs="Arial Unicode MS"/>
-          <w:kern w:val="0"/>
-          <w:sz w:val="32"/>
-          <w:szCs w:val="32"/>
-          <w:lang w:val="en"/>
-          <w14:ligatures w14:val="none"/>
+          <w:rFonts w:eastAsia="Arial Unicode MS"/>
+          <w:lang w:val="en"/>
         </w:rPr>
         <w:t xml:space="preserve"> Pros</w:t>
       </w:r>
@@ -3164,6 +3241,7 @@
         </w:rPr>
         <w:t xml:space="preserve">: </w:t>
       </w:r>
+      <w:proofErr w:type="spellStart"/>
       <w:r>
         <w:rPr>
           <w:rFonts w:ascii="Arial" w:eastAsia="Arial" w:hAnsi="Arial" w:cs="Arial"/>
@@ -3175,7 +3253,21 @@
           <w:lang w:val="en"/>
           <w14:ligatures w14:val="none"/>
         </w:rPr>
-        <w:t>Chatgpt (GPT</w:t>
+        <w:t>Chatgpt</w:t>
+      </w:r>
+      <w:proofErr w:type="spellEnd"/>
+      <w:r>
+        <w:rPr>
+          <w:rFonts w:ascii="Arial" w:eastAsia="Arial" w:hAnsi="Arial" w:cs="Arial"/>
+          <w:b/>
+          <w:kern w:val="0"/>
+          <w:sz w:val="22"/>
+          <w:szCs w:val="22"/>
+          <w:highlight w:val="darkGray"/>
+          <w:lang w:val="en"/>
+          <w14:ligatures w14:val="none"/>
+        </w:rPr>
+        <w:t xml:space="preserve"> (GPT</w:t>
       </w:r>
       <w:r>
         <w:rPr>
@@ -3372,15 +3464,10 @@
     </w:p>
     <w:p>
       <w:pPr>
-        <w:spacing w:before="280" w:after="120" w:line="276" w:lineRule="auto"/>
-        <w:outlineLvl w:val="1"/>
-        <w:rPr>
-          <w:rFonts w:ascii="Arial" w:eastAsia="Arial" w:hAnsi="Arial" w:cs="Arial"/>
-          <w:kern w:val="0"/>
-          <w:sz w:val="32"/>
-          <w:szCs w:val="32"/>
-          <w:lang w:val="en"/>
-          <w14:ligatures w14:val="none"/>
+        <w:pStyle w:val="Heading2"/>
+        <w:rPr>
+          <w:rFonts w:ascii="Arial" w:eastAsia="Arial" w:hAnsi="Arial" w:cs="Arial"/>
+          <w:lang w:val="en"/>
         </w:rPr>
       </w:pPr>
       <w:bookmarkStart w:id="7" w:name="_os4u7rjbn38f" w:colFirst="0" w:colLast="0"/>
@@ -3388,22 +3475,14 @@
       <w:r>
         <w:rPr>
           <w:rFonts w:ascii="Segoe UI Emoji" w:eastAsia="Arial Unicode MS" w:hAnsi="Segoe UI Emoji" w:cs="Segoe UI Emoji"/>
-          <w:kern w:val="0"/>
-          <w:sz w:val="32"/>
-          <w:szCs w:val="32"/>
-          <w:lang w:val="en"/>
-          <w14:ligatures w14:val="none"/>
+          <w:lang w:val="en"/>
         </w:rPr>
         <w:t>❌</w:t>
       </w:r>
       <w:r>
         <w:rPr>
-          <w:rFonts w:ascii="Arial Unicode MS" w:eastAsia="Arial Unicode MS" w:hAnsi="Arial Unicode MS" w:cs="Arial Unicode MS"/>
-          <w:kern w:val="0"/>
-          <w:sz w:val="32"/>
-          <w:szCs w:val="32"/>
-          <w:lang w:val="en"/>
-          <w14:ligatures w14:val="none"/>
+          <w:rFonts w:eastAsia="Arial Unicode MS"/>
+          <w:lang w:val="en"/>
         </w:rPr>
         <w:t xml:space="preserve"> Cons</w:t>
       </w:r>
@@ -3445,6 +3524,7 @@
         </w:rPr>
         <w:t xml:space="preserve">: </w:t>
       </w:r>
+      <w:proofErr w:type="spellStart"/>
       <w:r>
         <w:rPr>
           <w:rFonts w:ascii="Arial" w:eastAsia="Arial" w:hAnsi="Arial" w:cs="Arial"/>
@@ -3456,7 +3536,21 @@
           <w:lang w:val="en"/>
           <w14:ligatures w14:val="none"/>
         </w:rPr>
-        <w:t>Chatgpt (GPT</w:t>
+        <w:t>Chatgpt</w:t>
+      </w:r>
+      <w:proofErr w:type="spellEnd"/>
+      <w:r>
+        <w:rPr>
+          <w:rFonts w:ascii="Arial" w:eastAsia="Arial" w:hAnsi="Arial" w:cs="Arial"/>
+          <w:b/>
+          <w:kern w:val="0"/>
+          <w:sz w:val="22"/>
+          <w:szCs w:val="22"/>
+          <w:highlight w:val="darkGray"/>
+          <w:lang w:val="en"/>
+          <w14:ligatures w14:val="none"/>
+        </w:rPr>
+        <w:t xml:space="preserve"> (GPT</w:t>
       </w:r>
       <w:r>
         <w:rPr>
@@ -3697,15 +3791,10 @@
     </w:p>
     <w:p>
       <w:pPr>
-        <w:spacing w:before="280" w:after="120" w:line="276" w:lineRule="auto"/>
-        <w:outlineLvl w:val="1"/>
-        <w:rPr>
-          <w:rFonts w:ascii="Arial" w:eastAsia="Arial" w:hAnsi="Arial" w:cs="Arial"/>
-          <w:kern w:val="0"/>
-          <w:sz w:val="32"/>
-          <w:szCs w:val="32"/>
-          <w:lang w:val="en"/>
-          <w14:ligatures w14:val="none"/>
+        <w:pStyle w:val="Heading2"/>
+        <w:rPr>
+          <w:rFonts w:eastAsia="Arial"/>
+          <w:lang w:val="en"/>
         </w:rPr>
       </w:pPr>
       <w:bookmarkStart w:id="8" w:name="_4ldscvx98w1k" w:colFirst="0" w:colLast="0"/>
@@ -3713,22 +3802,14 @@
       <w:r>
         <w:rPr>
           <w:rFonts w:ascii="Segoe UI Emoji" w:eastAsia="Arial" w:hAnsi="Segoe UI Emoji" w:cs="Segoe UI Emoji"/>
-          <w:kern w:val="0"/>
-          <w:sz w:val="32"/>
-          <w:szCs w:val="32"/>
-          <w:lang w:val="en"/>
-          <w14:ligatures w14:val="none"/>
+          <w:lang w:val="en"/>
         </w:rPr>
         <w:t>📌</w:t>
       </w:r>
       <w:r>
         <w:rPr>
-          <w:rFonts w:ascii="Arial" w:eastAsia="Arial" w:hAnsi="Arial" w:cs="Arial"/>
-          <w:kern w:val="0"/>
-          <w:sz w:val="32"/>
-          <w:szCs w:val="32"/>
-          <w:lang w:val="en"/>
-          <w14:ligatures w14:val="none"/>
+          <w:rFonts w:eastAsia="Arial"/>
+          <w:lang w:val="en"/>
         </w:rPr>
         <w:t xml:space="preserve"> Summary</w:t>
       </w:r>
@@ -3770,6 +3851,7 @@
         </w:rPr>
         <w:t xml:space="preserve">: </w:t>
       </w:r>
+      <w:proofErr w:type="spellStart"/>
       <w:r>
         <w:rPr>
           <w:rFonts w:ascii="Arial" w:eastAsia="Arial" w:hAnsi="Arial" w:cs="Arial"/>
@@ -3781,7 +3863,21 @@
           <w:lang w:val="en"/>
           <w14:ligatures w14:val="none"/>
         </w:rPr>
-        <w:t>Chatgpt (GPT</w:t>
+        <w:t>Chatgpt</w:t>
+      </w:r>
+      <w:proofErr w:type="spellEnd"/>
+      <w:r>
+        <w:rPr>
+          <w:rFonts w:ascii="Arial" w:eastAsia="Arial" w:hAnsi="Arial" w:cs="Arial"/>
+          <w:b/>
+          <w:kern w:val="0"/>
+          <w:sz w:val="22"/>
+          <w:szCs w:val="22"/>
+          <w:highlight w:val="darkGray"/>
+          <w:lang w:val="en"/>
+          <w14:ligatures w14:val="none"/>
+        </w:rPr>
+        <w:t xml:space="preserve"> (GPT</w:t>
       </w:r>
       <w:r>
         <w:rPr>
@@ -3832,6 +3928,7 @@
           <w:lang w:val="en"/>
           <w14:ligatures w14:val="none"/>
         </w:rPr>
+        <w:lastRenderedPageBreak/>
         <w:drawing>
           <wp:inline distT="114300" distB="114300" distL="114300" distR="114300" wp14:anchorId="74C0684C" wp14:editId="146E2166">
             <wp:extent cx="5943600" cy="1231900"/>
@@ -4989,7 +5086,6 @@
     <w:next w:val="Normal"/>
     <w:link w:val="Heading2Char"/>
     <w:uiPriority w:val="9"/>
-    <w:semiHidden/>
     <w:unhideWhenUsed/>
     <w:qFormat/>
     <w:rsid w:val="0041170F"/>
@@ -5206,7 +5302,6 @@
     <w:basedOn w:val="DefaultParagraphFont"/>
     <w:link w:val="Heading2"/>
     <w:uiPriority w:val="9"/>
-    <w:semiHidden/>
     <w:rsid w:val="0041170F"/>
     <w:rPr>
       <w:rFonts w:asciiTheme="majorHAnsi" w:eastAsiaTheme="majorEastAsia" w:hAnsiTheme="majorHAnsi" w:cstheme="majorBidi"/>
